--- a/word/002 - Definitions.docx
+++ b/word/002 - Definitions.docx
@@ -403,7 +403,7 @@
     </w:p>
     <w:p>
       <w:r>
-        <w:t xml:space="preserve">Machine learning is the toolkit of both data science and artificial intelligence. It tests specific data science hypotheses and implements AI by creating algorithms that can transform a set of input data into desirable outcomes and predictions. </w:t>
+        <w:t xml:space="preserve">Machine learning is the toolkit of both data science and artificial intelligence. It tests specific data science hypotheses and implements AI by creating algorithms that can transform input data into desirable outcomes and predictions. </w:t>
       </w:r>
     </w:p>
     <w:tbl>
@@ -2438,14 +2438,7 @@
           <w:sz w:val="20"/>
           <w:szCs w:val="20"/>
         </w:rPr>
-        <w:t xml:space="preserve">Wikipedia – DS </w:t>
-      </w:r>
-      <w:r>
-        <w:rPr>
-          <w:sz w:val="20"/>
-          <w:szCs w:val="20"/>
-        </w:rPr>
-        <w:t xml:space="preserve">- </w:t>
+        <w:t xml:space="preserve">Wikipedia – DS - </w:t>
       </w:r>
       <w:hyperlink r:id="rId15" w:history="1">
         <w:r>
@@ -2471,14 +2464,7 @@
           <w:sz w:val="20"/>
           <w:szCs w:val="20"/>
         </w:rPr>
-        <w:t xml:space="preserve">Wikipedia – </w:t>
-      </w:r>
-      <w:r>
-        <w:rPr>
-          <w:sz w:val="20"/>
-          <w:szCs w:val="20"/>
-        </w:rPr>
-        <w:t xml:space="preserve">ML - </w:t>
+        <w:t xml:space="preserve">Wikipedia – ML - </w:t>
       </w:r>
       <w:hyperlink r:id="rId16" w:history="1">
         <w:r>
@@ -2504,14 +2490,7 @@
           <w:sz w:val="20"/>
           <w:szCs w:val="20"/>
         </w:rPr>
-        <w:t xml:space="preserve">Wikipedia – </w:t>
-      </w:r>
-      <w:r>
-        <w:rPr>
-          <w:sz w:val="20"/>
-          <w:szCs w:val="20"/>
-        </w:rPr>
-        <w:t xml:space="preserve">AI - </w:t>
+        <w:t xml:space="preserve">Wikipedia – AI - </w:t>
       </w:r>
       <w:hyperlink r:id="rId17" w:history="1">
         <w:r>
@@ -2707,21 +2686,7 @@
           <w:sz w:val="20"/>
           <w:szCs w:val="20"/>
         </w:rPr>
-        <w:t xml:space="preserve">IBM – </w:t>
-      </w:r>
-      <w:r>
-        <w:rPr>
-          <w:sz w:val="20"/>
-          <w:szCs w:val="20"/>
-        </w:rPr>
-        <w:t>ML</w:t>
-      </w:r>
-      <w:r>
-        <w:rPr>
-          <w:sz w:val="20"/>
-          <w:szCs w:val="20"/>
-        </w:rPr>
-        <w:t xml:space="preserve"> - </w:t>
+        <w:t xml:space="preserve">IBM – ML - </w:t>
       </w:r>
       <w:hyperlink r:id="rId24" w:history="1">
         <w:r>
@@ -2781,21 +2746,7 @@
           <w:sz w:val="20"/>
           <w:szCs w:val="20"/>
         </w:rPr>
-        <w:t xml:space="preserve">Microsoft – </w:t>
-      </w:r>
-      <w:r>
-        <w:rPr>
-          <w:sz w:val="20"/>
-          <w:szCs w:val="20"/>
-        </w:rPr>
-        <w:t>AI</w:t>
-      </w:r>
-      <w:r>
-        <w:rPr>
-          <w:sz w:val="20"/>
-          <w:szCs w:val="20"/>
-        </w:rPr>
-        <w:t xml:space="preserve"> </w:t>
+        <w:t xml:space="preserve">Microsoft – AI </w:t>
       </w:r>
       <w:r>
         <w:rPr>
@@ -2829,21 +2780,7 @@
           <w:sz w:val="20"/>
           <w:szCs w:val="20"/>
         </w:rPr>
-        <w:t xml:space="preserve">Microsoft – </w:t>
-      </w:r>
-      <w:r>
-        <w:rPr>
-          <w:sz w:val="20"/>
-          <w:szCs w:val="20"/>
-        </w:rPr>
-        <w:t>DS</w:t>
-      </w:r>
-      <w:r>
-        <w:rPr>
-          <w:sz w:val="20"/>
-          <w:szCs w:val="20"/>
-        </w:rPr>
-        <w:t xml:space="preserve"> </w:t>
+        <w:t xml:space="preserve">Microsoft – DS </w:t>
       </w:r>
       <w:r>
         <w:rPr>
@@ -2877,21 +2814,7 @@
           <w:sz w:val="20"/>
           <w:szCs w:val="20"/>
         </w:rPr>
-        <w:t>Nvidia</w:t>
-      </w:r>
-      <w:r>
-        <w:rPr>
-          <w:sz w:val="20"/>
-          <w:szCs w:val="20"/>
-        </w:rPr>
-        <w:t xml:space="preserve"> – </w:t>
-      </w:r>
-      <w:r>
-        <w:rPr>
-          <w:sz w:val="20"/>
-          <w:szCs w:val="20"/>
-        </w:rPr>
-        <w:t xml:space="preserve">AI - </w:t>
+        <w:t xml:space="preserve">Nvidia – AI - </w:t>
       </w:r>
       <w:hyperlink r:id="rId28" w:history="1">
         <w:r>
@@ -2917,14 +2840,7 @@
           <w:sz w:val="20"/>
           <w:szCs w:val="20"/>
         </w:rPr>
-        <w:t xml:space="preserve">Nvidia – </w:t>
-      </w:r>
-      <w:r>
-        <w:rPr>
-          <w:sz w:val="20"/>
-          <w:szCs w:val="20"/>
-        </w:rPr>
-        <w:t>ML</w:t>
+        <w:t>Nvidia – ML</w:t>
       </w:r>
       <w:r>
         <w:rPr>
@@ -2990,21 +2906,7 @@
           <w:sz w:val="20"/>
           <w:szCs w:val="20"/>
         </w:rPr>
-        <w:t xml:space="preserve">Facebook – </w:t>
-      </w:r>
-      <w:r>
-        <w:rPr>
-          <w:sz w:val="20"/>
-          <w:szCs w:val="20"/>
-        </w:rPr>
-        <w:t>DS</w:t>
-      </w:r>
-      <w:r>
-        <w:rPr>
-          <w:sz w:val="20"/>
-          <w:szCs w:val="20"/>
-        </w:rPr>
-        <w:t xml:space="preserve"> - </w:t>
+        <w:t xml:space="preserve">Facebook – DS - </w:t>
       </w:r>
       <w:hyperlink r:id="rId31" w:history="1">
         <w:r>
